--- a/Grup4-ProjeRapor.docx
+++ b/Grup4-ProjeRapor.docx
@@ -484,7 +484,6 @@
     </w:p>
     <w:p>
       <w:pPr>
-        <w:ind w:left="360"/>
         <w:rPr>
           <w:b/>
           <w:sz w:val="36"/>
@@ -511,14 +510,7 @@
           <w:b/>
           <w:sz w:val="36"/>
         </w:rPr>
-        <w:t>Ege Pehlivan</w:t>
-      </w:r>
-      <w:r>
-        <w:rPr>
-          <w:b/>
-          <w:sz w:val="36"/>
-        </w:rPr>
-        <w:t>:</w:t>
+        <w:t>Ege Pehlivan:</w:t>
       </w:r>
       <w:r>
         <w:rPr>
@@ -527,20 +519,32 @@
         </w:rPr>
         <w:tab/>
       </w:r>
-      <w:r>
-        <w:rPr>
-          <w:bCs/>
-          <w:sz w:val="36"/>
-        </w:rPr>
-        <w:t>Github Lin</w:t>
-      </w:r>
-      <w:r>
-        <w:rPr>
-          <w:bCs/>
-          <w:sz w:val="36"/>
-        </w:rPr>
-        <w:t>k</w:t>
-      </w:r>
+      <w:hyperlink r:id="rId5" w:history="1">
+        <w:r>
+          <w:rPr>
+            <w:rStyle w:val="Kpr"/>
+            <w:bCs/>
+            <w:sz w:val="36"/>
+          </w:rPr>
+          <w:t xml:space="preserve">Github </w:t>
+        </w:r>
+        <w:r>
+          <w:rPr>
+            <w:rStyle w:val="Kpr"/>
+            <w:bCs/>
+            <w:sz w:val="36"/>
+          </w:rPr>
+          <w:t>L</w:t>
+        </w:r>
+        <w:r>
+          <w:rPr>
+            <w:rStyle w:val="Kpr"/>
+            <w:bCs/>
+            <w:sz w:val="36"/>
+          </w:rPr>
+          <w:t>ink</w:t>
+        </w:r>
+      </w:hyperlink>
     </w:p>
     <w:p>
       <w:pPr>
@@ -555,16 +559,9 @@
           <w:b/>
           <w:sz w:val="36"/>
         </w:rPr>
-        <w:t>Ahmet Çolak</w:t>
-      </w:r>
-      <w:r>
-        <w:rPr>
-          <w:b/>
-          <w:sz w:val="36"/>
-        </w:rPr>
-        <w:t xml:space="preserve">: </w:t>
-      </w:r>
-      <w:hyperlink r:id="rId5" w:history="1">
+        <w:t xml:space="preserve">Ahmet Çolak: </w:t>
+      </w:r>
+      <w:hyperlink r:id="rId6" w:history="1">
         <w:r>
           <w:rPr>
             <w:rStyle w:val="Kpr"/>
@@ -596,22 +593,42 @@
           <w:sz w:val="36"/>
         </w:rPr>
         <w:tab/>
-        <w:t>Karabulut</w:t>
-      </w:r>
-      <w:r>
-        <w:rPr>
-          <w:b/>
-          <w:sz w:val="36"/>
-        </w:rPr>
-        <w:t xml:space="preserve">: </w:t>
-      </w:r>
-      <w:r>
-        <w:rPr>
-          <w:bCs/>
-          <w:sz w:val="36"/>
-        </w:rPr>
-        <w:t>Github Link</w:t>
-      </w:r>
+        <w:t xml:space="preserve">Karabulut: </w:t>
+      </w:r>
+      <w:hyperlink r:id="rId7" w:history="1">
+        <w:r>
+          <w:rPr>
+            <w:rStyle w:val="Kpr"/>
+            <w:bCs/>
+            <w:sz w:val="36"/>
+          </w:rPr>
+          <w:t>Github L</w:t>
+        </w:r>
+        <w:r>
+          <w:rPr>
+            <w:rStyle w:val="Kpr"/>
+            <w:bCs/>
+            <w:sz w:val="36"/>
+          </w:rPr>
+          <w:t>i</w:t>
+        </w:r>
+        <w:r>
+          <w:rPr>
+            <w:rStyle w:val="Kpr"/>
+            <w:bCs/>
+            <w:sz w:val="36"/>
+          </w:rPr>
+          <w:t>n</w:t>
+        </w:r>
+        <w:r>
+          <w:rPr>
+            <w:rStyle w:val="Kpr"/>
+            <w:bCs/>
+            <w:sz w:val="36"/>
+          </w:rPr>
+          <w:t>k</w:t>
+        </w:r>
+      </w:hyperlink>
     </w:p>
     <w:p>
       <w:pPr>
@@ -626,22 +643,34 @@
           <w:b/>
           <w:sz w:val="36"/>
         </w:rPr>
-        <w:t>Kurtuluş Atalay</w:t>
-      </w:r>
-      <w:r>
-        <w:rPr>
-          <w:b/>
-          <w:sz w:val="36"/>
-        </w:rPr>
-        <w:t xml:space="preserve">: </w:t>
-      </w:r>
-      <w:r>
-        <w:rPr>
-          <w:bCs/>
-          <w:sz w:val="36"/>
-        </w:rPr>
-        <w:t>Github Link</w:t>
-      </w:r>
+        <w:t xml:space="preserve">Kurtuluş Atalay: </w:t>
+      </w:r>
+      <w:hyperlink r:id="rId8" w:history="1">
+        <w:r>
+          <w:rPr>
+            <w:rStyle w:val="Kpr"/>
+            <w:bCs/>
+            <w:sz w:val="36"/>
+          </w:rPr>
+          <w:t>Github L</w:t>
+        </w:r>
+        <w:r>
+          <w:rPr>
+            <w:rStyle w:val="Kpr"/>
+            <w:bCs/>
+            <w:sz w:val="36"/>
+          </w:rPr>
+          <w:t>i</w:t>
+        </w:r>
+        <w:r>
+          <w:rPr>
+            <w:rStyle w:val="Kpr"/>
+            <w:bCs/>
+            <w:sz w:val="36"/>
+          </w:rPr>
+          <w:t>nk</w:t>
+        </w:r>
+      </w:hyperlink>
     </w:p>
     <w:p>
       <w:pPr>
@@ -656,14 +685,7 @@
           <w:b/>
           <w:sz w:val="36"/>
         </w:rPr>
-        <w:t>Ömer Faruk Altu</w:t>
-      </w:r>
-      <w:r>
-        <w:rPr>
-          <w:b/>
-          <w:sz w:val="36"/>
-        </w:rPr>
-        <w:t xml:space="preserve">n: </w:t>
+        <w:t xml:space="preserve">Ömer Faruk Altun: </w:t>
       </w:r>
       <w:r>
         <w:rPr>
@@ -932,7 +954,7 @@
                     <pic:cNvPicPr/>
                   </pic:nvPicPr>
                   <pic:blipFill>
-                    <a:blip r:embed="rId6"/>
+                    <a:blip r:embed="rId9"/>
                     <a:stretch>
                       <a:fillRect/>
                     </a:stretch>
@@ -1004,7 +1026,7 @@
                     <pic:cNvPicPr/>
                   </pic:nvPicPr>
                   <pic:blipFill>
-                    <a:blip r:embed="rId7"/>
+                    <a:blip r:embed="rId10"/>
                     <a:stretch>
                       <a:fillRect/>
                     </a:stretch>
@@ -1075,7 +1097,7 @@
                     <pic:cNvPicPr/>
                   </pic:nvPicPr>
                   <pic:blipFill>
-                    <a:blip r:embed="rId8"/>
+                    <a:blip r:embed="rId11"/>
                     <a:stretch>
                       <a:fillRect/>
                     </a:stretch>
@@ -1146,7 +1168,7 @@
                     <pic:cNvPicPr/>
                   </pic:nvPicPr>
                   <pic:blipFill>
-                    <a:blip r:embed="rId9"/>
+                    <a:blip r:embed="rId12"/>
                     <a:stretch>
                       <a:fillRect/>
                     </a:stretch>
@@ -1220,7 +1242,7 @@
                     </pic:cNvPicPr>
                   </pic:nvPicPr>
                   <pic:blipFill>
-                    <a:blip r:embed="rId10" cstate="print">
+                    <a:blip r:embed="rId13" cstate="print">
                       <a:extLst>
                         <a:ext uri="{28A0092B-C50C-407E-A947-70E740481C1C}">
                           <a14:useLocalDpi xmlns:a14="http://schemas.microsoft.com/office/drawing/2010/main" val="0"/>
@@ -2353,6 +2375,18 @@
       <w:shd w:val="clear" w:color="auto" w:fill="E1DFDD"/>
     </w:rPr>
   </w:style>
+  <w:style w:type="character" w:styleId="zlenenKpr">
+    <w:name w:val="FollowedHyperlink"/>
+    <w:basedOn w:val="VarsaylanParagrafYazTipi"/>
+    <w:uiPriority w:val="99"/>
+    <w:semiHidden/>
+    <w:unhideWhenUsed/>
+    <w:rsid w:val="0021407E"/>
+    <w:rPr>
+      <w:color w:val="954F72" w:themeColor="followedHyperlink"/>
+      <w:u w:val="single"/>
+    </w:rPr>
+  </w:style>
 </w:styles>
 </file>
 
